--- a/en/scientists/CV/Word/Jannataliyev_Rasim_CV_EN.docx
+++ b/en/scientists/CV/Word/Jannataliyev_Rasim_CV_EN.docx
@@ -377,7 +377,7 @@
           <w:sz w:val="21"/>
           <w:szCs w:val="21"/>
         </w:rPr>
-        <w:t>Rasim Jannataliyev is a project manager for intelligent energy systems at EnBW AG in Stuttgart, where he has worked since June 2013. He holds a PhD from Azerbaijan Technical University (2004–2007); the CV also gives his title as Dr.-Ing. His thesis topic was the thermal properties of heat-transfer fluids for absorption refrigeration machines and heat pumps. Earlier he was a research assistant at the University of Rostock and at Azerbaijan Technical University, and a guest scientist at the Stuttgart University of Applied Sciences. The CV lists his languages as German, Azerbaijani, Turkish, and Russian, without proficiency levels.</w:t>
+        <w:t>Rasim Jannataliyev is a project manager for intelligent energy systems at EnBW AG in Stuttgart, where he has worked since June 2013. He holds a PhD from Azerbaijan Technical University (2004–2007); title: Dr.-Ing. His thesis topic was the thermal properties of heat-transfer fluids for absorption refrigeration machines and heat pumps. Earlier he was a research assistant at the University of Rostock and at Azerbaijan Technical University, and a guest scientist at the Stuttgart University of Applied Sciences. Languages: German, Azerbaijani, Turkish, and Russian.</w:t>
       </w:r>
     </w:p>
     <w:p>
